--- a/templates/QTECH_assunzione_determinato.docx
+++ b/templates/QTECH_assunzione_determinato.docx
@@ -35,10 +35,28 @@
           <w:b/>
           <w:sz w:val="22"/>
           <w:szCs w:val="22"/>
+        </w:rPr>
+        <w:t>{{</w:t>
+      </w:r>
+      <w:r>
+        <w:rPr>
+          <w:rFonts w:ascii="Bookman Old Style" w:hAnsi="Bookman Old Style"/>
+          <w:b/>
+          <w:sz w:val="22"/>
+          <w:szCs w:val="22"/>
           <w:highlight w:val="yellow"/>
         </w:rPr>
         <w:t>BAGGIO ROBERTO</w:t>
       </w:r>
+      <w:r>
+        <w:rPr>
+          <w:rFonts w:ascii="Bookman Old Style" w:hAnsi="Bookman Old Style"/>
+          <w:b/>
+          <w:sz w:val="22"/>
+          <w:szCs w:val="22"/>
+        </w:rPr>
+        <w:t>}}</w:t>
+      </w:r>
     </w:p>
     <w:p>
       <w:pPr>
@@ -91,6 +109,14 @@
           <w:rFonts w:ascii="Bookman Old Style" w:hAnsi="Bookman Old Style"/>
           <w:sz w:val="22"/>
           <w:szCs w:val="22"/>
+        </w:rPr>
+        <w:t>{{</w:t>
+      </w:r>
+      <w:r>
+        <w:rPr>
+          <w:rFonts w:ascii="Bookman Old Style" w:hAnsi="Bookman Old Style"/>
+          <w:sz w:val="22"/>
+          <w:szCs w:val="22"/>
           <w:highlight w:val="yellow"/>
         </w:rPr>
         <w:t>11</w:t>
@@ -131,6 +157,14 @@
         </w:rPr>
         <w:t>6</w:t>
       </w:r>
+      <w:r>
+        <w:rPr>
+          <w:rFonts w:ascii="Bookman Old Style" w:hAnsi="Bookman Old Style"/>
+          <w:sz w:val="22"/>
+          <w:szCs w:val="22"/>
+        </w:rPr>
+        <w:t>}}</w:t>
+      </w:r>
     </w:p>
     <w:p>
       <w:pPr>
@@ -261,10 +295,26 @@
           <w:rFonts w:ascii="Bookman Old Style" w:hAnsi="Bookman Old Style"/>
           <w:sz w:val="22"/>
           <w:szCs w:val="22"/>
+        </w:rPr>
+        <w:t>{{</w:t>
+      </w:r>
+      <w:r>
+        <w:rPr>
+          <w:rFonts w:ascii="Bookman Old Style" w:hAnsi="Bookman Old Style"/>
+          <w:sz w:val="22"/>
+          <w:szCs w:val="22"/>
           <w:highlight w:val="yellow"/>
         </w:rPr>
         <w:t>16 Giugno 2025</w:t>
       </w:r>
+      <w:r>
+        <w:rPr>
+          <w:rFonts w:ascii="Bookman Old Style" w:hAnsi="Bookman Old Style"/>
+          <w:sz w:val="22"/>
+          <w:szCs w:val="22"/>
+        </w:rPr>
+        <w:t>}}</w:t>
+      </w:r>
     </w:p>
     <w:p>
       <w:pPr>
@@ -297,10 +347,26 @@
           <w:rFonts w:ascii="Bookman Old Style" w:hAnsi="Bookman Old Style"/>
           <w:sz w:val="22"/>
           <w:szCs w:val="22"/>
+        </w:rPr>
+        <w:t>{{</w:t>
+      </w:r>
+      <w:r>
+        <w:rPr>
+          <w:rFonts w:ascii="Bookman Old Style" w:hAnsi="Bookman Old Style"/>
+          <w:sz w:val="22"/>
+          <w:szCs w:val="22"/>
           <w:highlight w:val="yellow"/>
         </w:rPr>
         <w:t>31 Dicembre 2025</w:t>
       </w:r>
+      <w:r>
+        <w:rPr>
+          <w:rFonts w:ascii="Bookman Old Style" w:hAnsi="Bookman Old Style"/>
+          <w:sz w:val="22"/>
+          <w:szCs w:val="22"/>
+        </w:rPr>
+        <w:t>}}</w:t>
+      </w:r>
     </w:p>
     <w:p>
       <w:pPr>
@@ -333,10 +399,26 @@
           <w:rFonts w:ascii="Bookman Old Style" w:hAnsi="Bookman Old Style"/>
           <w:sz w:val="22"/>
           <w:szCs w:val="22"/>
+        </w:rPr>
+        <w:t>{{</w:t>
+      </w:r>
+      <w:r>
+        <w:rPr>
+          <w:rFonts w:ascii="Bookman Old Style" w:hAnsi="Bookman Old Style"/>
+          <w:sz w:val="22"/>
+          <w:szCs w:val="22"/>
           <w:highlight w:val="yellow"/>
         </w:rPr>
         <w:t>Full Time</w:t>
       </w:r>
+      <w:r>
+        <w:rPr>
+          <w:rFonts w:ascii="Bookman Old Style" w:hAnsi="Bookman Old Style"/>
+          <w:sz w:val="22"/>
+          <w:szCs w:val="22"/>
+        </w:rPr>
+        <w:t>}}</w:t>
+      </w:r>
     </w:p>
     <w:p>
       <w:pPr>
@@ -369,10 +451,26 @@
           <w:rFonts w:ascii="Bookman Old Style" w:hAnsi="Bookman Old Style"/>
           <w:sz w:val="22"/>
           <w:szCs w:val="22"/>
+        </w:rPr>
+        <w:t>{{</w:t>
+      </w:r>
+      <w:r>
+        <w:rPr>
+          <w:rFonts w:ascii="Bookman Old Style" w:hAnsi="Bookman Old Style"/>
+          <w:sz w:val="22"/>
+          <w:szCs w:val="22"/>
           <w:highlight w:val="yellow"/>
         </w:rPr>
         <w:t>00</w:t>
       </w:r>
+      <w:r>
+        <w:rPr>
+          <w:rFonts w:ascii="Bookman Old Style" w:hAnsi="Bookman Old Style"/>
+          <w:sz w:val="22"/>
+          <w:szCs w:val="22"/>
+        </w:rPr>
+        <w:t>}}</w:t>
+      </w:r>
     </w:p>
     <w:p>
       <w:pPr>
@@ -405,9 +503,43 @@
           <w:rFonts w:ascii="Bookman Old Style" w:hAnsi="Bookman Old Style"/>
           <w:sz w:val="22"/>
           <w:szCs w:val="22"/>
+        </w:rPr>
+        <w:t>{{</w:t>
+      </w:r>
+      <w:r>
+        <w:rPr>
+          <w:rFonts w:ascii="Bookman Old Style" w:hAnsi="Bookman Old Style"/>
+          <w:sz w:val="22"/>
+          <w:szCs w:val="22"/>
           <w:highlight w:val="yellow"/>
         </w:rPr>
-        <w:t>Installatore - Elettricista</w:t>
+        <w:t xml:space="preserve">Installatore </w:t>
+      </w:r>
+      <w:r>
+        <w:rPr>
+          <w:rFonts w:ascii="Bookman Old Style" w:hAnsi="Bookman Old Style"/>
+          <w:sz w:val="22"/>
+          <w:szCs w:val="22"/>
+          <w:highlight w:val="yellow"/>
+        </w:rPr>
+        <w:t>–</w:t>
+      </w:r>
+      <w:r>
+        <w:rPr>
+          <w:rFonts w:ascii="Bookman Old Style" w:hAnsi="Bookman Old Style"/>
+          <w:sz w:val="22"/>
+          <w:szCs w:val="22"/>
+          <w:highlight w:val="yellow"/>
+        </w:rPr>
+        <w:t xml:space="preserve"> Elettricista</w:t>
+      </w:r>
+      <w:r>
+        <w:rPr>
+          <w:rFonts w:ascii="Bookman Old Style" w:hAnsi="Bookman Old Style"/>
+          <w:sz w:val="22"/>
+          <w:szCs w:val="22"/>
+        </w:rPr>
+        <w:t>}}</w:t>
       </w:r>
     </w:p>
     <w:p>
@@ -441,9 +573,25 @@
           <w:rFonts w:ascii="Bookman Old Style" w:hAnsi="Bookman Old Style"/>
           <w:sz w:val="22"/>
           <w:szCs w:val="22"/>
+        </w:rPr>
+        <w:t>{{</w:t>
+      </w:r>
+      <w:r>
+        <w:rPr>
+          <w:rFonts w:ascii="Bookman Old Style" w:hAnsi="Bookman Old Style"/>
+          <w:sz w:val="22"/>
+          <w:szCs w:val="22"/>
           <w:highlight w:val="yellow"/>
         </w:rPr>
         <w:t>Verona</w:t>
+      </w:r>
+      <w:r>
+        <w:rPr>
+          <w:rFonts w:ascii="Bookman Old Style" w:hAnsi="Bookman Old Style"/>
+          <w:sz w:val="22"/>
+          <w:szCs w:val="22"/>
+        </w:rPr>
+        <w:t>}}</w:t>
       </w:r>
     </w:p>
     <w:p>
@@ -711,6 +859,16 @@
           <w:szCs w:val="22"/>
           <w:highlight w:val="yellow"/>
         </w:rPr>
+        <w:t>{{</w:t>
+      </w:r>
+      <w:r>
+        <w:rPr>
+          <w:rFonts w:ascii="Bookman Old Style" w:hAnsi="Bookman Old Style"/>
+          <w:b/>
+          <w:sz w:val="22"/>
+          <w:szCs w:val="22"/>
+          <w:highlight w:val="yellow"/>
+        </w:rPr>
         <w:t>Ticket/</w:t>
       </w:r>
       <w:r>
@@ -772,6 +930,15 @@
           <w:highlight w:val="yellow"/>
         </w:rPr>
         <w:t>/i</w:t>
+      </w:r>
+      <w:r>
+        <w:rPr>
+          <w:rFonts w:ascii="Bookman Old Style" w:hAnsi="Bookman Old Style"/>
+          <w:bCs/>
+          <w:sz w:val="22"/>
+          <w:szCs w:val="22"/>
+        </w:rPr>
+        <w:t>}}</w:t>
       </w:r>
     </w:p>
     <w:p>
@@ -941,9 +1108,29 @@
           <w:bCs/>
           <w:sz w:val="22"/>
           <w:szCs w:val="22"/>
+        </w:rPr>
+        <w:t>{{</w:t>
+      </w:r>
+      <w:r>
+        <w:rPr>
+          <w:rFonts w:ascii="Bookman Old Style" w:hAnsi="Bookman Old Style"/>
+          <w:b/>
+          <w:bCs/>
+          <w:sz w:val="22"/>
+          <w:szCs w:val="22"/>
           <w:highlight w:val="yellow"/>
         </w:rPr>
         <w:t>Installatore – Elettricista</w:t>
+      </w:r>
+      <w:r>
+        <w:rPr>
+          <w:rFonts w:ascii="Bookman Old Style" w:hAnsi="Bookman Old Style"/>
+          <w:b/>
+          <w:bCs/>
+          <w:sz w:val="22"/>
+          <w:szCs w:val="22"/>
+        </w:rPr>
+        <w:t>}}</w:t>
       </w:r>
     </w:p>
     <w:p>
@@ -980,9 +1167,25 @@
           <w:rFonts w:ascii="Bookman Old Style" w:hAnsi="Bookman Old Style"/>
           <w:sz w:val="22"/>
           <w:szCs w:val="22"/>
+        </w:rPr>
+        <w:t>{{</w:t>
+      </w:r>
+      <w:r>
+        <w:rPr>
+          <w:rFonts w:ascii="Bookman Old Style" w:hAnsi="Bookman Old Style"/>
+          <w:sz w:val="22"/>
+          <w:szCs w:val="22"/>
           <w:highlight w:val="yellow"/>
         </w:rPr>
         <w:t>Superminimo Assorbibile</w:t>
+      </w:r>
+      <w:r>
+        <w:rPr>
+          <w:rFonts w:ascii="Bookman Old Style" w:hAnsi="Bookman Old Style"/>
+          <w:sz w:val="22"/>
+          <w:szCs w:val="22"/>
+        </w:rPr>
+        <w:t>}}</w:t>
       </w:r>
       <w:r>
         <w:rPr>
@@ -1078,13 +1281,23 @@
           <w:szCs w:val="22"/>
         </w:rPr>
       </w:pPr>
-      <w:r>
-        <w:rPr>
-          <w:rFonts w:ascii="Bookman Old Style" w:hAnsi="Bookman Old Style"/>
-          <w:sz w:val="22"/>
-          <w:szCs w:val="22"/>
-        </w:rPr>
-        <w:t>Nell’augurarLe una proficua e reciproca collaborazione, La preghiamo di renderci copia della presente firmata in segno di benestare ed accettazione.</w:t>
+      <w:proofErr w:type="spellStart"/>
+      <w:r>
+        <w:rPr>
+          <w:rFonts w:ascii="Bookman Old Style" w:hAnsi="Bookman Old Style"/>
+          <w:sz w:val="22"/>
+          <w:szCs w:val="22"/>
+        </w:rPr>
+        <w:t>Nell’augurarLe</w:t>
+      </w:r>
+      <w:proofErr w:type="spellEnd"/>
+      <w:r>
+        <w:rPr>
+          <w:rFonts w:ascii="Bookman Old Style" w:hAnsi="Bookman Old Style"/>
+          <w:sz w:val="22"/>
+          <w:szCs w:val="22"/>
+        </w:rPr>
+        <w:t xml:space="preserve"> una proficua e reciproca collaborazione, La preghiamo di renderci copia della presente firmata in segno di benestare ed accettazione.</w:t>
       </w:r>
     </w:p>
     <w:p>
@@ -1124,15 +1337,33 @@
           <w:sz w:val="22"/>
           <w:szCs w:val="22"/>
         </w:rPr>
-        <w:t xml:space="preserve">Per accettazione: </w:t>
-      </w:r>
-      <w:r>
-        <w:rPr>
-          <w:rFonts w:ascii="Bookman Old Style" w:hAnsi="Bookman Old Style"/>
-          <w:sz w:val="22"/>
-          <w:szCs w:val="22"/>
-        </w:rPr>
-        <w:t xml:space="preserve">                                                                         QTECH SRL</w:t>
+        <w:t xml:space="preserve">Per </w:t>
+      </w:r>
+      <w:proofErr w:type="gramStart"/>
+      <w:r>
+        <w:rPr>
+          <w:rFonts w:ascii="Bookman Old Style" w:hAnsi="Bookman Old Style"/>
+          <w:sz w:val="22"/>
+          <w:szCs w:val="22"/>
+        </w:rPr>
+        <w:t xml:space="preserve">accettazione: </w:t>
+      </w:r>
+      <w:r>
+        <w:rPr>
+          <w:rFonts w:ascii="Bookman Old Style" w:hAnsi="Bookman Old Style"/>
+          <w:sz w:val="22"/>
+          <w:szCs w:val="22"/>
+        </w:rPr>
+        <w:t xml:space="preserve">  </w:t>
+      </w:r>
+      <w:proofErr w:type="gramEnd"/>
+      <w:r>
+        <w:rPr>
+          <w:rFonts w:ascii="Bookman Old Style" w:hAnsi="Bookman Old Style"/>
+          <w:sz w:val="22"/>
+          <w:szCs w:val="22"/>
+        </w:rPr>
+        <w:t xml:space="preserve">                                                                       QTECH SRL</w:t>
       </w:r>
     </w:p>
     <w:p>
@@ -1210,7 +1441,24 @@
           <w:sz w:val="22"/>
           <w:szCs w:val="22"/>
         </w:rPr>
+        <w:t>{{</w:t>
+      </w:r>
+      <w:r>
+        <w:rPr>
+          <w:rFonts w:ascii="Bookman Old Style" w:hAnsi="Bookman Old Style"/>
+          <w:sz w:val="22"/>
+          <w:szCs w:val="22"/>
+          <w:highlight w:val="yellow"/>
+        </w:rPr>
         <w:t>PELLEGRINO SIMONE</w:t>
+      </w:r>
+      <w:r>
+        <w:rPr>
+          <w:rFonts w:ascii="Bookman Old Style" w:hAnsi="Bookman Old Style"/>
+          <w:sz w:val="22"/>
+          <w:szCs w:val="22"/>
+        </w:rPr>
+        <w:t>}}</w:t>
       </w:r>
     </w:p>
     <w:p>
@@ -1631,7 +1879,31 @@
           <w:kern w:val="36"/>
           <w:u w:val="single"/>
         </w:rPr>
-        <w:t xml:space="preserve">In ottemperanza D.Lgs. 104/2022; GU 29 luglio 2022 n. 176 </w:t>
+        <w:t xml:space="preserve">In ottemperanza </w:t>
+      </w:r>
+      <w:proofErr w:type="spellStart"/>
+      <w:r>
+        <w:rPr>
+          <w:rFonts w:ascii="Bookman Old Style" w:hAnsi="Bookman Old Style"/>
+          <w:b/>
+          <w:iCs/>
+          <w:color w:val="474747"/>
+          <w:kern w:val="36"/>
+          <w:u w:val="single"/>
+        </w:rPr>
+        <w:t>D.Lgs.</w:t>
+      </w:r>
+      <w:proofErr w:type="spellEnd"/>
+      <w:r>
+        <w:rPr>
+          <w:rFonts w:ascii="Bookman Old Style" w:hAnsi="Bookman Old Style"/>
+          <w:b/>
+          <w:iCs/>
+          <w:color w:val="474747"/>
+          <w:kern w:val="36"/>
+          <w:u w:val="single"/>
+        </w:rPr>
+        <w:t xml:space="preserve"> 104/2022; GU 29 luglio 2022 n. 176 </w:t>
       </w:r>
     </w:p>
     <w:p>
@@ -1666,7 +1938,21 @@
         <w:rPr>
           <w:rFonts w:ascii="Bookman Old Style" w:hAnsi="Bookman Old Style"/>
         </w:rPr>
-        <w:t>Livelli A1, B3, B2: 6 mesi; livelli B1, C3, C2: 3 mesi; livelli C1, D2, D1: 1 e 1/2 mesi. Durate ridotte sono previste dal c.c.n.l. per ipotesi specifiche.</w:t>
+        <w:t xml:space="preserve">Livelli A1, B3, B2: 6 mesi; livelli B1, C3, C2: 3 mesi; livelli C1, D2, D1: 1 e 1/2 mesi. Durate ridotte sono previste dal </w:t>
+      </w:r>
+      <w:proofErr w:type="spellStart"/>
+      <w:r>
+        <w:rPr>
+          <w:rFonts w:ascii="Bookman Old Style" w:hAnsi="Bookman Old Style"/>
+        </w:rPr>
+        <w:t>c.c.n.l.</w:t>
+      </w:r>
+      <w:proofErr w:type="spellEnd"/>
+      <w:r>
+        <w:rPr>
+          <w:rFonts w:ascii="Bookman Old Style" w:hAnsi="Bookman Old Style"/>
+        </w:rPr>
+        <w:t xml:space="preserve"> per ipotesi specifiche.</w:t>
       </w:r>
     </w:p>
     <w:p>
@@ -1979,7 +2265,21 @@
         <w:rPr>
           <w:rFonts w:ascii="Bookman Old Style" w:hAnsi="Bookman Old Style"/>
         </w:rPr>
-        <w:t>Festivo: 50%; con riposo compensativo, 10%. Per i lavoratori a turni il c.c.n.l. fissa percentuali diverse.</w:t>
+        <w:t xml:space="preserve">Festivo: 50%; con riposo compensativo, 10%. Per i lavoratori a turni il </w:t>
+      </w:r>
+      <w:proofErr w:type="spellStart"/>
+      <w:r>
+        <w:rPr>
+          <w:rFonts w:ascii="Bookman Old Style" w:hAnsi="Bookman Old Style"/>
+        </w:rPr>
+        <w:t>c.c.n.l.</w:t>
+      </w:r>
+      <w:proofErr w:type="spellEnd"/>
+      <w:r>
+        <w:rPr>
+          <w:rFonts w:ascii="Bookman Old Style" w:hAnsi="Bookman Old Style"/>
+        </w:rPr>
+        <w:t xml:space="preserve"> fissa percentuali diverse.</w:t>
       </w:r>
     </w:p>
     <w:p>
@@ -2028,7 +2328,49 @@
         <w:rPr>
           <w:rFonts w:ascii="Bookman Old Style" w:hAnsi="Bookman Old Style"/>
         </w:rPr>
-        <w:t>Riduzione annua. 104 ore complessive (72 ore come rol e 32 ore come ex festività); ulteriori 8 ore sono concesse nelle aree e settori indicati dal c.c.n.l. ai lavoratori in forza al 31.12.2012. Per il settore siderurgico, 124 ore complessive (il c.c.n.l. prevede per i turnisti particolari modalità di fruizione della riduzione d'orario).</w:t>
+        <w:t xml:space="preserve">Riduzione annua. 104 ore complessive (72 ore come </w:t>
+      </w:r>
+      <w:proofErr w:type="spellStart"/>
+      <w:r>
+        <w:rPr>
+          <w:rFonts w:ascii="Bookman Old Style" w:hAnsi="Bookman Old Style"/>
+        </w:rPr>
+        <w:t>rol</w:t>
+      </w:r>
+      <w:proofErr w:type="spellEnd"/>
+      <w:r>
+        <w:rPr>
+          <w:rFonts w:ascii="Bookman Old Style" w:hAnsi="Bookman Old Style"/>
+        </w:rPr>
+        <w:t xml:space="preserve"> e 32 ore come ex festività); ulteriori 8 ore sono concesse nelle aree e settori indicati dal </w:t>
+      </w:r>
+      <w:proofErr w:type="spellStart"/>
+      <w:r>
+        <w:rPr>
+          <w:rFonts w:ascii="Bookman Old Style" w:hAnsi="Bookman Old Style"/>
+        </w:rPr>
+        <w:t>c.c.n.l.</w:t>
+      </w:r>
+      <w:proofErr w:type="spellEnd"/>
+      <w:r>
+        <w:rPr>
+          <w:rFonts w:ascii="Bookman Old Style" w:hAnsi="Bookman Old Style"/>
+        </w:rPr>
+        <w:t xml:space="preserve"> ai lavoratori in forza al 31.12.2012. Per il settore siderurgico, 124 ore complessive (il </w:t>
+      </w:r>
+      <w:proofErr w:type="spellStart"/>
+      <w:r>
+        <w:rPr>
+          <w:rFonts w:ascii="Bookman Old Style" w:hAnsi="Bookman Old Style"/>
+        </w:rPr>
+        <w:t>c.c.n.l.</w:t>
+      </w:r>
+      <w:proofErr w:type="spellEnd"/>
+      <w:r>
+        <w:rPr>
+          <w:rFonts w:ascii="Bookman Old Style" w:hAnsi="Bookman Old Style"/>
+        </w:rPr>
+        <w:t xml:space="preserve"> prevede per i turnisti particolari modalità di fruizione della riduzione d'orario).</w:t>
       </w:r>
     </w:p>
     <w:p>
@@ -2063,7 +2405,21 @@
         <w:rPr>
           <w:rFonts w:ascii="Bookman Old Style" w:hAnsi="Bookman Old Style"/>
         </w:rPr>
-        <w:t>Conservazione del posto. Comporto breve. 183 giorni (anzianità fino a 3 anni), 274 giorni (anzianità da 4 a 6 anni) ovvero 365 giorni (anzianità oltre i 6 anni). Comporto prolungato (nei casi previsti dal c.c.n.l.). 274 giorni (anzianità fino a 3 anni), 411 giorni (anzianità da 4 a 6 anni) ovvero 548 giorni (anzianità oltre i 6 anni). Entrambi i periodi sono riferiti ad assenze complessivamente verificatesi nei 3 anni precedenti ogni nuovo ultimo episodio morboso.</w:t>
+        <w:t xml:space="preserve">Conservazione del posto. Comporto breve. 183 giorni (anzianità fino a 3 anni), 274 giorni (anzianità da 4 a 6 anni) ovvero 365 giorni (anzianità oltre i 6 anni). Comporto prolungato (nei casi previsti dal </w:t>
+      </w:r>
+      <w:proofErr w:type="spellStart"/>
+      <w:r>
+        <w:rPr>
+          <w:rFonts w:ascii="Bookman Old Style" w:hAnsi="Bookman Old Style"/>
+        </w:rPr>
+        <w:t>c.c.n.l.</w:t>
+      </w:r>
+      <w:proofErr w:type="spellEnd"/>
+      <w:r>
+        <w:rPr>
+          <w:rFonts w:ascii="Bookman Old Style" w:hAnsi="Bookman Old Style"/>
+        </w:rPr>
+        <w:t>). 274 giorni (anzianità fino a 3 anni), 411 giorni (anzianità da 4 a 6 anni) ovvero 548 giorni (anzianità oltre i 6 anni). Entrambi i periodi sono riferiti ad assenze complessivamente verificatesi nei 3 anni precedenti ogni nuovo ultimo episodio morboso.</w:t>
       </w:r>
     </w:p>
     <w:p>
@@ -2106,7 +2462,21 @@
           <w:rFonts w:ascii="Bookman Old Style" w:hAnsi="Bookman Old Style"/>
         </w:rPr>
         <w:lastRenderedPageBreak/>
-        <w:t>Il c.c.n.l. detta norme particolari in caso di malattie non superiori a 5 giorni per più di 3 eventi.</w:t>
+        <w:t xml:space="preserve">Il </w:t>
+      </w:r>
+      <w:proofErr w:type="spellStart"/>
+      <w:r>
+        <w:rPr>
+          <w:rFonts w:ascii="Bookman Old Style" w:hAnsi="Bookman Old Style"/>
+        </w:rPr>
+        <w:t>c.c.n.l.</w:t>
+      </w:r>
+      <w:proofErr w:type="spellEnd"/>
+      <w:r>
+        <w:rPr>
+          <w:rFonts w:ascii="Bookman Old Style" w:hAnsi="Bookman Old Style"/>
+        </w:rPr>
+        <w:t xml:space="preserve"> detta norme particolari in caso di malattie non superiori a 5 giorni per più di 3 eventi.</w:t>
       </w:r>
     </w:p>
     <w:p>
@@ -2171,7 +2541,21 @@
         <w:rPr>
           <w:rFonts w:ascii="Bookman Old Style" w:hAnsi="Bookman Old Style"/>
         </w:rPr>
-        <w:t>Trattamento economico. Trattamento integrativo, a carico dell'azienda, fino al raggiungimento del normale trattamento economico complessivo netto che il lavoratore avrebbe percepito se avesse lavorato, per un periodo pari a quello della malattia (v. supra).</w:t>
+        <w:t xml:space="preserve">Trattamento economico. Trattamento integrativo, a carico dell'azienda, fino al raggiungimento del normale trattamento economico complessivo netto che il lavoratore avrebbe percepito se avesse lavorato, per un periodo pari a quello della malattia (v. </w:t>
+      </w:r>
+      <w:proofErr w:type="spellStart"/>
+      <w:r>
+        <w:rPr>
+          <w:rFonts w:ascii="Bookman Old Style" w:hAnsi="Bookman Old Style"/>
+        </w:rPr>
+        <w:t>supra</w:t>
+      </w:r>
+      <w:proofErr w:type="spellEnd"/>
+      <w:r>
+        <w:rPr>
+          <w:rFonts w:ascii="Bookman Old Style" w:hAnsi="Bookman Old Style"/>
+        </w:rPr>
+        <w:t>).</w:t>
       </w:r>
     </w:p>
     <w:p>
@@ -2417,7 +2801,21 @@
         <w:rPr>
           <w:rFonts w:ascii="Bookman Old Style" w:hAnsi="Bookman Old Style"/>
         </w:rPr>
-        <w:t xml:space="preserve">Durata. Da 6 a 36 mesi. 30 mesi in caso di possesso di diploma inerente e 24 mesi per le figure indicate dal c.c.n.l. </w:t>
+        <w:t xml:space="preserve">Durata. Da 6 a 36 mesi. 30 mesi in caso di possesso di diploma inerente e 24 mesi per le figure indicate dal </w:t>
+      </w:r>
+      <w:proofErr w:type="spellStart"/>
+      <w:r>
+        <w:rPr>
+          <w:rFonts w:ascii="Bookman Old Style" w:hAnsi="Bookman Old Style"/>
+        </w:rPr>
+        <w:t>c.c.n.l.</w:t>
+      </w:r>
+      <w:proofErr w:type="spellEnd"/>
+      <w:r>
+        <w:rPr>
+          <w:rFonts w:ascii="Bookman Old Style" w:hAnsi="Bookman Old Style"/>
+        </w:rPr>
+        <w:t xml:space="preserve"> </w:t>
       </w:r>
     </w:p>
     <w:p>
@@ -2572,7 +2970,21 @@
         <w:rPr>
           <w:rFonts w:ascii="Bookman Old Style" w:hAnsi="Bookman Old Style"/>
         </w:rPr>
-        <w:t>Dal 1.1.2027. L'utilizzo delle ipotesi indicate dal c.c.n.l. è subordinato alla stabilizzazione a tempo indeterminato di contratti a termine in misura pari al 20% del numero dei lavoratori a tempo determinato cessati nell'anno civile precedente.</w:t>
+        <w:t xml:space="preserve">Dal 1.1.2027. L'utilizzo delle ipotesi indicate dal </w:t>
+      </w:r>
+      <w:proofErr w:type="spellStart"/>
+      <w:r>
+        <w:rPr>
+          <w:rFonts w:ascii="Bookman Old Style" w:hAnsi="Bookman Old Style"/>
+        </w:rPr>
+        <w:t>c.c.n.l.</w:t>
+      </w:r>
+      <w:proofErr w:type="spellEnd"/>
+      <w:r>
+        <w:rPr>
+          <w:rFonts w:ascii="Bookman Old Style" w:hAnsi="Bookman Old Style"/>
+        </w:rPr>
+        <w:t xml:space="preserve"> è subordinato alla stabilizzazione a tempo indeterminato di contratti a termine in misura pari al 20% del numero dei lavoratori a tempo determinato cessati nell'anno civile precedente.</w:t>
       </w:r>
     </w:p>
     <w:p>
@@ -2756,9 +3168,21 @@
       <w:r>
         <w:rPr>
           <w:rFonts w:ascii="Bookman Old Style" w:hAnsi="Bookman Old Style"/>
+        </w:rPr>
+        <w:t>{{</w:t>
+      </w:r>
+      <w:r>
+        <w:rPr>
+          <w:rFonts w:ascii="Bookman Old Style" w:hAnsi="Bookman Old Style"/>
           <w:highlight w:val="yellow"/>
         </w:rPr>
         <w:t>BAGGIO ROBERTO</w:t>
+      </w:r>
+      <w:r>
+        <w:rPr>
+          <w:rFonts w:ascii="Bookman Old Style" w:hAnsi="Bookman Old Style"/>
+        </w:rPr>
+        <w:t>}}</w:t>
       </w:r>
     </w:p>
     <w:p>
@@ -2908,7 +3332,7 @@
         </mc:Choice>
         <mc:Fallback>
           <w:pict>
-            <v:line w14:anchorId="21C35F9C" id="Line 14" o:spid="_x0000_s1026" style="position:absolute;flip:y;z-index:251656704;visibility:visible;mso-wrap-style:square;mso-width-percent:0;mso-height-percent:0;mso-wrap-distance-left:9pt;mso-wrap-distance-top:0;mso-wrap-distance-right:9pt;mso-wrap-distance-bottom:0;mso-position-horizontal:absolute;mso-position-horizontal-relative:text;mso-position-vertical:absolute;mso-position-vertical-relative:text;mso-width-percent:0;mso-height-percent:0;mso-width-relative:page;mso-height-relative:page" from="-23pt,-3.45pt" to="500.5pt,-3.45pt" o:gfxdata="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" strokecolor="#7f7f7f"/>
+            <v:line w14:anchorId="7D9F7B33" id="Line 14" o:spid="_x0000_s1026" style="position:absolute;flip:y;z-index:251656704;visibility:visible;mso-wrap-style:square;mso-width-percent:0;mso-height-percent:0;mso-wrap-distance-left:9pt;mso-wrap-distance-top:0;mso-wrap-distance-right:9pt;mso-wrap-distance-bottom:0;mso-position-horizontal:absolute;mso-position-horizontal-relative:text;mso-position-vertical:absolute;mso-position-vertical-relative:text;mso-width-percent:0;mso-height-percent:0;mso-width-relative:page;mso-height-relative:page" from="-23pt,-3.45pt" to="500.5pt,-3.45pt" o:gfxdata="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" strokecolor="#7f7f7f"/>
           </w:pict>
         </mc:Fallback>
       </mc:AlternateContent>
@@ -3053,6 +3477,7 @@
               <w:lang w:val="en-GB"/>
             </w:rPr>
           </w:pPr>
+          <w:proofErr w:type="spellStart"/>
           <w:r>
             <w:rPr>
               <w:rFonts w:ascii="Gotham Light" w:hAnsi="Gotham Light" w:cs="Arial"/>
@@ -3065,6 +3490,7 @@
             </w:rPr>
             <w:t>QTech</w:t>
           </w:r>
+          <w:proofErr w:type="spellEnd"/>
           <w:r>
             <w:rPr>
               <w:rFonts w:ascii="Gotham Light" w:hAnsi="Gotham Light" w:cs="Arial"/>
@@ -3075,7 +3501,33 @@
               <w:szCs w:val="14"/>
               <w:lang w:val="en-GB"/>
             </w:rPr>
-            <w:t xml:space="preserve"> S.r.l. </w:t>
+            <w:t xml:space="preserve"> </w:t>
+          </w:r>
+          <w:proofErr w:type="spellStart"/>
+          <w:r>
+            <w:rPr>
+              <w:rFonts w:ascii="Gotham Light" w:hAnsi="Gotham Light" w:cs="Arial"/>
+              <w:b/>
+              <w:smallCaps/>
+              <w:color w:val="808080"/>
+              <w:sz w:val="14"/>
+              <w:szCs w:val="14"/>
+              <w:lang w:val="en-GB"/>
+            </w:rPr>
+            <w:t>S.r.l</w:t>
+          </w:r>
+          <w:proofErr w:type="spellEnd"/>
+          <w:r>
+            <w:rPr>
+              <w:rFonts w:ascii="Gotham Light" w:hAnsi="Gotham Light" w:cs="Arial"/>
+              <w:b/>
+              <w:smallCaps/>
+              <w:color w:val="808080"/>
+              <w:sz w:val="14"/>
+              <w:szCs w:val="14"/>
+              <w:lang w:val="en-GB"/>
+            </w:rPr>
+            <w:t xml:space="preserve">. </w:t>
           </w:r>
         </w:p>
         <w:p>
@@ -3162,7 +3614,29 @@
               <w:sz w:val="10"/>
               <w:szCs w:val="10"/>
             </w:rPr>
-            <w:t xml:space="preserve"> i.v.</w:t>
+            <w:t xml:space="preserve"> </w:t>
+          </w:r>
+          <w:proofErr w:type="spellStart"/>
+          <w:r>
+            <w:rPr>
+              <w:rFonts w:ascii="Gotham Light" w:hAnsi="Gotham Light" w:cs="Arial"/>
+              <w:smallCaps/>
+              <w:color w:val="808080"/>
+              <w:sz w:val="10"/>
+              <w:szCs w:val="10"/>
+            </w:rPr>
+            <w:t>i.v</w:t>
+          </w:r>
+          <w:proofErr w:type="spellEnd"/>
+          <w:r>
+            <w:rPr>
+              <w:rFonts w:ascii="Gotham Light" w:hAnsi="Gotham Light" w:cs="Arial"/>
+              <w:smallCaps/>
+              <w:color w:val="808080"/>
+              <w:sz w:val="10"/>
+              <w:szCs w:val="10"/>
+            </w:rPr>
+            <w:t>.</w:t>
           </w:r>
         </w:p>
         <w:p>
@@ -3877,7 +4351,7 @@
         </mc:Choice>
         <mc:Fallback>
           <w:pict>
-            <v:line w14:anchorId="2B24BF3D" id="Line 15" o:spid="_x0000_s1026" style="position:absolute;z-index:251657728;visibility:visible;mso-wrap-style:square;mso-width-percent:0;mso-height-percent:0;mso-wrap-distance-left:9pt;mso-wrap-distance-top:0;mso-wrap-distance-right:9pt;mso-wrap-distance-bottom:0;mso-position-horizontal:absolute;mso-position-horizontal-relative:text;mso-position-vertical:absolute;mso-position-vertical-relative:text;mso-width-percent:0;mso-height-percent:0;mso-width-relative:page;mso-height-relative:page" from="-18.55pt,9.7pt" to="504.2pt,10.45pt" o:gfxdata="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" strokecolor="#7f7f7f" strokeweight="1pt"/>
+            <v:line w14:anchorId="67CFAF29" id="Line 15" o:spid="_x0000_s1026" style="position:absolute;z-index:251657728;visibility:visible;mso-wrap-style:square;mso-width-percent:0;mso-height-percent:0;mso-wrap-distance-left:9pt;mso-wrap-distance-top:0;mso-wrap-distance-right:9pt;mso-wrap-distance-bottom:0;mso-position-horizontal:absolute;mso-position-horizontal-relative:text;mso-position-vertical:absolute;mso-position-vertical-relative:text;mso-width-percent:0;mso-height-percent:0;mso-width-relative:page;mso-height-relative:page" from="-18.55pt,9.7pt" to="504.2pt,10.45pt" o:gfxdata="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" strokecolor="#7f7f7f" strokeweight="1pt"/>
           </w:pict>
         </mc:Fallback>
       </mc:AlternateContent>
